--- a/Space_News_21_09_2026.docx
+++ b/Space_News_21_09_2026.docx
@@ -204,7 +204,7 @@
           <w:b/>
           <w:sz w:val="26"/>
         </w:rPr>
-        <w:t>2. ISRO to establish advanced space tracking radar in Guwahati, Assam - The News Mill</w:t>
+        <w:t>2. ISRO to build Advanced Space Tracking Radar in Guwahati: Assam CM - ANI News</w:t>
       </w:r>
     </w:p>
     <w:p>
@@ -213,153 +213,6 @@
         <w:jc w:val="left"/>
       </w:pPr>
       <w:hyperlink r:id="rId13">
-        <w:r>
-          <w:rPr>
-            <w:color w:val="0000FF"/>
-            <w:u w:val="single"/>
-          </w:rPr>
-          <w:t>Read more</w:t>
-        </w:r>
-      </w:hyperlink>
-    </w:p>
-    <w:p>
-      <w:pPr>
-        <w:spacing w:after="120" w:line="276" w:lineRule="auto"/>
-        <w:jc w:val="both"/>
-      </w:pPr>
-      <w:r>
-        <w:rPr>
-          <w:rFonts w:ascii="Times New Roman" w:hAnsi="Times New Roman"/>
-          <w:sz w:val="24"/>
-        </w:rPr>
-        <w:t>ISRO to establish advanced space tracking radar in Guwahati, Assam The News Mill</w:t>
-      </w:r>
-    </w:p>
-    <w:p>
-      <w:pPr>
-        <w:pBdr>
-          <w:bottom w:val="single" w:sz="6" w:space="6" w:color="A6A6A6"/>
-        </w:pBdr>
-      </w:pPr>
-    </w:p>
-    <w:p/>
-    <w:p>
-      <w:pPr>
-        <w:spacing w:after="60"/>
-      </w:pPr>
-      <w:r>
-        <w:rPr>
-          <w:rFonts w:ascii="Times New Roman" w:hAnsi="Times New Roman"/>
-          <w:b/>
-          <w:sz w:val="26"/>
-        </w:rPr>
-        <w:t>3. ISRO to Set Up Advanced Radar Research Centre in Chandrapur near Guwahati - G Plus News</w:t>
-      </w:r>
-    </w:p>
-    <w:p>
-      <w:pPr>
-        <w:spacing w:after="80"/>
-        <w:jc w:val="left"/>
-      </w:pPr>
-      <w:hyperlink r:id="rId14">
-        <w:r>
-          <w:rPr>
-            <w:color w:val="0000FF"/>
-            <w:u w:val="single"/>
-          </w:rPr>
-          <w:t>Read more</w:t>
-        </w:r>
-      </w:hyperlink>
-    </w:p>
-    <w:p>
-      <w:pPr>
-        <w:spacing w:after="120" w:line="276" w:lineRule="auto"/>
-        <w:jc w:val="both"/>
-      </w:pPr>
-      <w:r>
-        <w:rPr>
-          <w:rFonts w:ascii="Times New Roman" w:hAnsi="Times New Roman"/>
-          <w:sz w:val="24"/>
-        </w:rPr>
-        <w:t>ISRO to Set Up Advanced Radar Research Centre in Chandrapur near Guwahati G Plus News</w:t>
-      </w:r>
-    </w:p>
-    <w:p>
-      <w:pPr>
-        <w:pBdr>
-          <w:bottom w:val="single" w:sz="6" w:space="6" w:color="A6A6A6"/>
-        </w:pBdr>
-      </w:pPr>
-    </w:p>
-    <w:p/>
-    <w:p>
-      <w:pPr>
-        <w:spacing w:after="60"/>
-      </w:pPr>
-      <w:r>
-        <w:rPr>
-          <w:rFonts w:ascii="Times New Roman" w:hAnsi="Times New Roman"/>
-          <w:b/>
-          <w:sz w:val="26"/>
-        </w:rPr>
-        <w:t>4. Assam's Space Leap: Why Is ISRO Setting Up a Radar Centre Near Guwahati? - Northeast Live</w:t>
-      </w:r>
-    </w:p>
-    <w:p>
-      <w:pPr>
-        <w:spacing w:after="80"/>
-        <w:jc w:val="left"/>
-      </w:pPr>
-      <w:hyperlink r:id="rId15">
-        <w:r>
-          <w:rPr>
-            <w:color w:val="0000FF"/>
-            <w:u w:val="single"/>
-          </w:rPr>
-          <w:t>Read more</w:t>
-        </w:r>
-      </w:hyperlink>
-    </w:p>
-    <w:p>
-      <w:pPr>
-        <w:spacing w:after="120" w:line="276" w:lineRule="auto"/>
-        <w:jc w:val="both"/>
-      </w:pPr>
-      <w:r>
-        <w:rPr>
-          <w:rFonts w:ascii="Times New Roman" w:hAnsi="Times New Roman"/>
-          <w:sz w:val="24"/>
-        </w:rPr>
-        <w:t>Assam's Space Leap: Why Is ISRO Setting Up a Radar Centre Near Guwahati? Northeast Live</w:t>
-      </w:r>
-    </w:p>
-    <w:p>
-      <w:pPr>
-        <w:pBdr>
-          <w:bottom w:val="single" w:sz="6" w:space="6" w:color="A6A6A6"/>
-        </w:pBdr>
-      </w:pPr>
-    </w:p>
-    <w:p/>
-    <w:p>
-      <w:pPr>
-        <w:spacing w:after="60"/>
-      </w:pPr>
-      <w:r>
-        <w:rPr>
-          <w:rFonts w:ascii="Times New Roman" w:hAnsi="Times New Roman"/>
-          <w:b/>
-          <w:sz w:val="26"/>
-        </w:rPr>
-        <w:t>5. ISRO to build Advanced Space Tracking Radar in Guwahati: Assam CM - ANI News</w:t>
-      </w:r>
-    </w:p>
-    <w:p>
-      <w:pPr>
-        <w:spacing w:after="80"/>
-        <w:jc w:val="left"/>
-      </w:pPr>
-      <w:hyperlink r:id="rId16">
         <w:r>
           <w:rPr>
             <w:color w:val="0000FF"/>
@@ -400,7 +253,7 @@
           <w:b/>
           <w:sz w:val="26"/>
         </w:rPr>
-        <w:t>6. ISRO To Set Up Advanced Space Tracking Radar Centre In Assam - Northeast Today</w:t>
+        <w:t>3. Venus ate its moon: How Earth's 'twin' could have swallowed a rocky satellite</w:t>
       </w:r>
     </w:p>
     <w:p>
@@ -408,56 +261,7 @@
         <w:spacing w:after="80"/>
         <w:jc w:val="left"/>
       </w:pPr>
-      <w:hyperlink r:id="rId17">
-        <w:r>
-          <w:rPr>
-            <w:color w:val="0000FF"/>
-            <w:u w:val="single"/>
-          </w:rPr>
-          <w:t>Read more</w:t>
-        </w:r>
-      </w:hyperlink>
-    </w:p>
-    <w:p>
-      <w:pPr>
-        <w:spacing w:after="120" w:line="276" w:lineRule="auto"/>
-        <w:jc w:val="both"/>
-      </w:pPr>
-      <w:r>
-        <w:rPr>
-          <w:rFonts w:ascii="Times New Roman" w:hAnsi="Times New Roman"/>
-          <w:sz w:val="24"/>
-        </w:rPr>
-        <w:t>ISRO To Set Up Advanced Space Tracking Radar Centre In Assam Northeast Today</w:t>
-      </w:r>
-    </w:p>
-    <w:p>
-      <w:pPr>
-        <w:pBdr>
-          <w:bottom w:val="single" w:sz="6" w:space="6" w:color="A6A6A6"/>
-        </w:pBdr>
-      </w:pPr>
-    </w:p>
-    <w:p/>
-    <w:p>
-      <w:pPr>
-        <w:spacing w:after="60"/>
-      </w:pPr>
-      <w:r>
-        <w:rPr>
-          <w:rFonts w:ascii="Times New Roman" w:hAnsi="Times New Roman"/>
-          <w:b/>
-          <w:sz w:val="26"/>
-        </w:rPr>
-        <w:t>7. Venus ate its moon: How Earth's 'twin' could have swallowed a rocky satellite</w:t>
-      </w:r>
-    </w:p>
-    <w:p>
-      <w:pPr>
-        <w:spacing w:after="80"/>
-        <w:jc w:val="left"/>
-      </w:pPr>
-      <w:hyperlink r:id="rId18">
+      <w:hyperlink r:id="rId14">
         <w:r>
           <w:rPr>
             <w:color w:val="0000FF"/>
@@ -488,7 +292,7 @@
                     <pic:cNvPicPr/>
                   </pic:nvPicPr>
                   <pic:blipFill>
-                    <a:blip r:embed="rId19"/>
+                    <a:blip r:embed="rId15"/>
                     <a:stretch>
                       <a:fillRect/>
                     </a:stretch>
@@ -538,7 +342,7 @@
           <w:b/>
           <w:sz w:val="26"/>
         </w:rPr>
-        <w:t>8. Sentinel ICBM explained: Inside America's next-generation nuclear missile</w:t>
+        <w:t>4. Sentinel ICBM explained: Inside America's next-generation nuclear missile</w:t>
       </w:r>
     </w:p>
     <w:p>
@@ -546,7 +350,7 @@
         <w:spacing w:after="80"/>
         <w:jc w:val="left"/>
       </w:pPr>
-      <w:hyperlink r:id="rId20">
+      <w:hyperlink r:id="rId16">
         <w:r>
           <w:rPr>
             <w:color w:val="0000FF"/>

--- a/Space_News_21_09_2026.docx
+++ b/Space_News_21_09_2026.docx
@@ -175,6 +175,46 @@
     </w:p>
     <w:p>
       <w:pPr>
+        <w:spacing w:after="120"/>
+        <w:jc w:val="center"/>
+      </w:pPr>
+      <w:r>
+        <w:drawing>
+          <wp:inline xmlns:a="http://schemas.openxmlformats.org/drawingml/2006/main" xmlns:pic="http://schemas.openxmlformats.org/drawingml/2006/picture">
+            <wp:extent cx="4389120" cy="2468085"/>
+            <wp:docPr id="3" name="Picture 3"/>
+            <wp:cNvGraphicFramePr>
+              <a:graphicFrameLocks noChangeAspect="1"/>
+            </wp:cNvGraphicFramePr>
+            <a:graphic>
+              <a:graphicData uri="http://schemas.openxmlformats.org/drawingml/2006/picture">
+                <pic:pic>
+                  <pic:nvPicPr>
+                    <pic:cNvPr id="0" name="image.png"/>
+                    <pic:cNvPicPr/>
+                  </pic:nvPicPr>
+                  <pic:blipFill>
+                    <a:blip r:embed="rId13"/>
+                    <a:stretch>
+                      <a:fillRect/>
+                    </a:stretch>
+                  </pic:blipFill>
+                  <pic:spPr>
+                    <a:xfrm>
+                      <a:off x="0" y="0"/>
+                      <a:ext cx="4389120" cy="2468085"/>
+                    </a:xfrm>
+                    <a:prstGeom prst="rect"/>
+                  </pic:spPr>
+                </pic:pic>
+              </a:graphicData>
+            </a:graphic>
+          </wp:inline>
+        </w:drawing>
+      </w:r>
+    </w:p>
+    <w:p>
+      <w:pPr>
         <w:spacing w:after="120" w:line="276" w:lineRule="auto"/>
         <w:jc w:val="both"/>
       </w:pPr>
@@ -212,7 +252,7 @@
         <w:spacing w:after="80"/>
         <w:jc w:val="left"/>
       </w:pPr>
-      <w:hyperlink r:id="rId13">
+      <w:hyperlink r:id="rId14">
         <w:r>
           <w:rPr>
             <w:color w:val="0000FF"/>
@@ -221,6 +261,46 @@
           <w:t>Read more</w:t>
         </w:r>
       </w:hyperlink>
+    </w:p>
+    <w:p>
+      <w:pPr>
+        <w:spacing w:after="120"/>
+        <w:jc w:val="center"/>
+      </w:pPr>
+      <w:r>
+        <w:drawing>
+          <wp:inline xmlns:a="http://schemas.openxmlformats.org/drawingml/2006/main" xmlns:pic="http://schemas.openxmlformats.org/drawingml/2006/picture">
+            <wp:extent cx="4389120" cy="3291840"/>
+            <wp:docPr id="4" name="Picture 4"/>
+            <wp:cNvGraphicFramePr>
+              <a:graphicFrameLocks noChangeAspect="1"/>
+            </wp:cNvGraphicFramePr>
+            <a:graphic>
+              <a:graphicData uri="http://schemas.openxmlformats.org/drawingml/2006/picture">
+                <pic:pic>
+                  <pic:nvPicPr>
+                    <pic:cNvPr id="0" name="image.png"/>
+                    <pic:cNvPicPr/>
+                  </pic:nvPicPr>
+                  <pic:blipFill>
+                    <a:blip r:embed="rId15"/>
+                    <a:stretch>
+                      <a:fillRect/>
+                    </a:stretch>
+                  </pic:blipFill>
+                  <pic:spPr>
+                    <a:xfrm>
+                      <a:off x="0" y="0"/>
+                      <a:ext cx="4389120" cy="3291840"/>
+                    </a:xfrm>
+                    <a:prstGeom prst="rect"/>
+                  </pic:spPr>
+                </pic:pic>
+              </a:graphicData>
+            </a:graphic>
+          </wp:inline>
+        </w:drawing>
+      </w:r>
     </w:p>
     <w:p>
       <w:pPr>
@@ -261,7 +341,7 @@
         <w:spacing w:after="80"/>
         <w:jc w:val="left"/>
       </w:pPr>
-      <w:hyperlink r:id="rId14">
+      <w:hyperlink r:id="rId16">
         <w:r>
           <w:rPr>
             <w:color w:val="0000FF"/>
@@ -280,7 +360,7 @@
         <w:drawing>
           <wp:inline xmlns:a="http://schemas.openxmlformats.org/drawingml/2006/main" xmlns:pic="http://schemas.openxmlformats.org/drawingml/2006/picture">
             <wp:extent cx="4389120" cy="4389120"/>
-            <wp:docPr id="3" name="Picture 3"/>
+            <wp:docPr id="5" name="Picture 5"/>
             <wp:cNvGraphicFramePr>
               <a:graphicFrameLocks noChangeAspect="1"/>
             </wp:cNvGraphicFramePr>
@@ -292,7 +372,7 @@
                     <pic:cNvPicPr/>
                   </pic:nvPicPr>
                   <pic:blipFill>
-                    <a:blip r:embed="rId15"/>
+                    <a:blip r:embed="rId17"/>
                     <a:stretch>
                       <a:fillRect/>
                     </a:stretch>
@@ -350,7 +430,7 @@
         <w:spacing w:after="80"/>
         <w:jc w:val="left"/>
       </w:pPr>
-      <w:hyperlink r:id="rId16">
+      <w:hyperlink r:id="rId18">
         <w:r>
           <w:rPr>
             <w:color w:val="0000FF"/>
@@ -359,6 +439,46 @@
           <w:t>Read more</w:t>
         </w:r>
       </w:hyperlink>
+    </w:p>
+    <w:p>
+      <w:pPr>
+        <w:spacing w:after="120"/>
+        <w:jc w:val="center"/>
+      </w:pPr>
+      <w:r>
+        <w:drawing>
+          <wp:inline xmlns:a="http://schemas.openxmlformats.org/drawingml/2006/main" xmlns:pic="http://schemas.openxmlformats.org/drawingml/2006/picture">
+            <wp:extent cx="4389120" cy="2470912"/>
+            <wp:docPr id="6" name="Picture 6"/>
+            <wp:cNvGraphicFramePr>
+              <a:graphicFrameLocks noChangeAspect="1"/>
+            </wp:cNvGraphicFramePr>
+            <a:graphic>
+              <a:graphicData uri="http://schemas.openxmlformats.org/drawingml/2006/picture">
+                <pic:pic>
+                  <pic:nvPicPr>
+                    <pic:cNvPr id="0" name="image.png"/>
+                    <pic:cNvPicPr/>
+                  </pic:nvPicPr>
+                  <pic:blipFill>
+                    <a:blip r:embed="rId19"/>
+                    <a:stretch>
+                      <a:fillRect/>
+                    </a:stretch>
+                  </pic:blipFill>
+                  <pic:spPr>
+                    <a:xfrm>
+                      <a:off x="0" y="0"/>
+                      <a:ext cx="4389120" cy="2470912"/>
+                    </a:xfrm>
+                    <a:prstGeom prst="rect"/>
+                  </pic:spPr>
+                </pic:pic>
+              </a:graphicData>
+            </a:graphic>
+          </wp:inline>
+        </w:drawing>
+      </w:r>
     </w:p>
     <w:p>
       <w:pPr>
